--- a/중국어_대화문/5부_docx/5부_03화_뤄전방의_마지막_패.docx
+++ b/중국어_대화문/5부_docx/5부_03화_뤄전방의_마지막_패.docx
@@ -37,7 +37,7 @@
         <w:pStyle w:val="Heading2"/>
       </w:pPr>
       <w:r>
-        <w:t>장면 1 — 11월 9일(월) 오전 9시, 财政部 4层 部长办公室 — 一百零三条，三个问题</w:t>
+        <w:t>장면 1 — 11월 9일(월) 오전 9시, 财政部 4层 部长办公室 — 三十一条，三个问题</w:t>
       </w:r>
     </w:p>
     <w:p>
@@ -1505,7 +1505,7 @@
         <w:t>程曦:</w:t>
       </w:r>
       <w:r>
-        <w:t xml:space="preserve"> 沈部长，保证书全文，一共两页，我复印了三份。面谈记录，三十一页，第七个问题在第十九页。</w:t>
+        <w:t xml:space="preserve"> 沈部长，保证书全文，一共两页，我复印了三份。面谈笔录，一共七页，第七个问题在第六页。</w:t>
       </w:r>
     </w:p>
     <w:p>
